--- a/files/India_Profile_DRAFT.docx
+++ b/files/India_Profile_DRAFT.docx
@@ -1579,7 +1579,7 @@
         </w:r>
       </w:hyperlink>
       <w:r>
-        <w:t xml:space="preserve"> The Union shapes the system through money and regulation; the Fifteenth Finance Commission, for example, earmarked about Rs 70,051 crore in health grants through local governments for FY2021-22 to FY2025-26.</w:t>
+        <w:t xml:space="preserve"> The Union shapes the system through money and regulation; the Fifteenth Finance Commission, for example, earmarked about Rs 70,051 crore (US$7.39 billion) in health grants through local governments for FY2021-22 to FY2025-26.</w:t>
       </w:r>
       <w:hyperlink r:id="rId29">
         <w:r>
@@ -1797,7 +1797,7 @@
     </w:p>
     <w:p>
       <w:r>
-        <w:t>The Union Budget 2026-27 gave the Health Ministry Rs 1,06,530 crore, nearly 10 percent above the previous year's revised estimate, and backed five regional medical hubs built with states and private investors.</w:t>
+        <w:t xml:space="preserve">The Union Budget 2026-27 gave the Health Ministry Rs 1,06,530 crore (US$11.2 billion), nearly 10 percent above the previous year's revised estimate, and backed five regional medical hubs built with states and private investors.</w:t>
       </w:r>
       <w:hyperlink r:id="rId45">
         <w:r>
@@ -2545,7 +2545,7 @@
     </w:p>
     <w:p>
       <w:r>
-        <w:t>The 2026-27 Union budget gives the National Health Mission Rs 39,390 crore and the PM-Ayushman Bharat Health Infrastructure Mission Rs 4,770 crore.</w:t>
+        <w:t xml:space="preserve">The 2026-27 Union budget gives the National Health Mission Rs 39,390 crore (US$4.15 billion) and the PM-Ayushman Bharat Health Infrastructure Mission Rs 4,770 crore (US$503 million).</w:t>
       </w:r>
       <w:hyperlink r:id="rId45">
         <w:r>
@@ -2557,7 +2557,7 @@
         </w:r>
       </w:hyperlink>
       <w:r>
-        <w:t xml:space="preserve"> PM-JAY, a tax-funded scheme, pays for up to Rs 5 lakh of hospital care per family per year across 1,961 procedures at more than 38,000 empaneled public and private hospitals, and since September 2024 it has covered everyone aged 70 and over.</w:t>
+        <w:t xml:space="preserve"> PM-JAY, a tax-funded scheme, pays for up to Rs 5 lakh (US$5,270) of hospital care per family per year across 1,961 procedures at more than 38,000 empaneled public and private hospitals, and since September 2024 it has covered everyone aged 70 and over.</w:t>
       </w:r>
       <w:hyperlink r:id="rId66">
         <w:r>
@@ -2601,7 +2601,7 @@
         </w:r>
       </w:hyperlink>
       <w:r>
-        <w:t xml:space="preserve"> Public care is much cheaper: average out-of-pocket spending per hospitalization, excluding childbirth, was Rs 6,631 in public hospitals in 2025, against Rs 50,508 in private hospitals.</w:t>
+        <w:t xml:space="preserve"> Public care is much cheaper: average out-of-pocket spending per hospitalization, excluding childbirth, was Rs 6,631 (US$70) in public hospitals in 2025, against Rs 50,508 (US$533) in private hospitals.</w:t>
       </w:r>
       <w:hyperlink r:id="rId69">
         <w:r>
@@ -2902,7 +2902,7 @@
               <w:rPr>
                 <w:sz w:val="21"/>
               </w:rPr>
-              <w:t>Rs 6,373 (2022-23, National Health Accounts)</w:t>
+              <w:t xml:space="preserve">Rs 6,373 (US$67) (2022-23, National Health Accounts)</w:t>
             </w:r>
             <w:hyperlink r:id="rId33">
               <w:r>
@@ -3120,7 +3120,7 @@
               <w:rPr>
                 <w:sz w:val="21"/>
               </w:rPr>
-              <w:t>Rs 2,786 (2022-23)</w:t>
+              <w:t xml:space="preserve">Rs 2,786 (US$29) (2022-23)</w:t>
             </w:r>
             <w:hyperlink r:id="rId86">
               <w:r>
@@ -3168,7 +3168,7 @@
               <w:rPr>
                 <w:sz w:val="21"/>
               </w:rPr>
-              <w:t>Rs 1,06,530.42 crore (Budget Estimate 2026-27)</w:t>
+              <w:t xml:space="preserve">Rs 1,06,530.42 crore (US$11.2 billion) (Budget Estimate 2026-27)</w:t>
             </w:r>
             <w:hyperlink r:id="rId45">
               <w:r>
@@ -3211,7 +3211,7 @@
               <w:rPr>
                 <w:sz w:val="21"/>
               </w:rPr>
-              <w:t>Rs 9,500 crore (Budget Estimate 2026-27)</w:t>
+              <w:t xml:space="preserve">Rs 9,500 crore (US$1 billion) (Budget Estimate 2026-27)</w:t>
             </w:r>
             <w:hyperlink r:id="rId45">
               <w:r>
@@ -3259,7 +3259,7 @@
               <w:rPr>
                 <w:sz w:val="21"/>
               </w:rPr>
-              <w:t>Rs 34,064 overall; Rs 6,631 in public hospitals; Rs 50,508 in private hospitals (2025, NSS 80th round)</w:t>
+              <w:t xml:space="preserve">Rs 34,064 (US$359) overall; Rs 6,631 (US$70) in public hospitals; Rs 50,508 (US$533) in private hospitals (2025, NSS 80th round)</w:t>
             </w:r>
             <w:hyperlink r:id="rId69">
               <w:r>
@@ -3334,7 +3334,7 @@
     </w:p>
     <w:p>
       <w:r>
-        <w:t>The National Health Accounts for 2022-23 put total health expenditure at 3.37 percent of GDP, or Rs 6,373 per person, and government spending at 1.48 percent, both on the new GDP series; on the old 2011-12 series the ratios are 3.28 and 1.43 percent.</w:t>
+        <w:t xml:space="preserve">The National Health Accounts for 2022-23 put total health expenditure at 3.37 percent of GDP, or Rs 6,373 (US$67) per person, and government spending at 1.48 percent, both on the new GDP series; on the old 2011-12 series the ratios are 3.28 and 1.43 percent.</w:t>
       </w:r>
       <w:hyperlink r:id="rId33">
         <w:r>
@@ -3429,7 +3429,7 @@
         </w:r>
       </w:hyperlink>
       <w:r>
-        <w:t xml:space="preserve"> Health insurance coverage reached 47.4 percent in rural and 44.3 percent in urban areas in 2025, up from 14.1 and 19.1 percent in 2017-18, yet out-of-pocket spending still averaged Rs 34,064 per hospitalization, excluding childbirth.</w:t>
+        <w:t xml:space="preserve"> Health insurance coverage reached 47.4 percent in rural and 44.3 percent in urban areas in 2025, up from 14.1 and 19.1 percent in 2017-18, yet out-of-pocket spending still averaged Rs 34,064 (US$359) per hospitalization, excluding childbirth.</w:t>
       </w:r>
       <w:hyperlink r:id="rId69">
         <w:r>
@@ -8519,7 +8519,7 @@
         <w:spacing w:after="240"/>
       </w:pPr>
       <w:r>
-        <w:t>The Health Ministry received Rs 1,06,530.42 crore, nearly 10 percent above the previous year's revised estimate, including Rs 39,390 crore for the National Health Mission and Rs 9,500 crore for PM-JAY.</w:t>
+        <w:t xml:space="preserve">The Health Ministry received Rs 1,06,530.42 crore (US$11.2 billion), nearly 10 percent above the previous year's revised estimate, including Rs 39,390 crore (US$4.15 billion) for the National Health Mission and Rs 9,500 crore (US$1 billion) for PM-JAY.</w:t>
       </w:r>
       <w:hyperlink r:id="rId45">
         <w:r>
@@ -8661,7 +8661,7 @@
         </w:r>
       </w:hyperlink>
       <w:r>
-        <w:t xml:space="preserve"> About 1.24 crore eligible families in the state gain up to Rs 5 lakh a year in hospital cover.</w:t>
+        <w:t xml:space="preserve"> About 1.24 crore eligible families in the state gain up to Rs 5 lakh (US$5,270) a year in hospital cover.</w:t>
       </w:r>
       <w:hyperlink r:id="rId32">
         <w:r>
@@ -8771,7 +8771,7 @@
         <w:rPr>
           <w:b/>
         </w:rPr>
-        <w:t>Manipal Health Enterprises lists after Rs 9,275 crore IPO</w:t>
+        <w:t xml:space="preserve">Manipal Health Enterprises lists after Rs 9,275 crore (US$978 million) IPO</w:t>
       </w:r>
     </w:p>
     <w:p>
@@ -8779,7 +8779,7 @@
         <w:spacing w:after="240"/>
       </w:pPr>
       <w:r>
-        <w:t>Manipal Health Enterprises, with 49 hospitals and 13,037 licensed beds at 31 March 2026, listed on the NSE and BSE at about an 11 percent premium to its Rs 590 issue price.</w:t>
+        <w:t xml:space="preserve">Manipal Health Enterprises, with 49 hospitals and 13,037 licensed beds at 31 March 2026, listed on the NSE and BSE at about an 11 percent premium to its Rs 590 (US$6.22) issue price.</w:t>
       </w:r>
       <w:hyperlink r:id="rId72">
         <w:r>
@@ -8809,7 +8809,7 @@
         </w:r>
       </w:hyperlink>
       <w:r>
-        <w:t xml:space="preserve"> The Rs 9,275 crore IPO was subscribed nearly five times, led by qualified institutional buyers.</w:t>
+        <w:t xml:space="preserve"> The Rs 9,275 crore (US$978 million) IPO was subscribed nearly five times, led by qualified institutional buyers.</w:t>
       </w:r>
       <w:hyperlink r:id="rId73">
         <w:r>
@@ -8856,7 +8856,7 @@
         </w:r>
       </w:hyperlink>
       <w:r>
-        <w:t xml:space="preserve"> Medicover valued the business at EUR 1.2 billion and expects the deal to close in the fourth quarter of 2026, subject to approvals, as it leaves Indian hospitals to focus on Poland, Germany and Romania.</w:t>
+        <w:t xml:space="preserve"> Medicover valued the business at EUR 1.2 billion (US$1.34 billion) and expects the deal to close in the fourth quarter of 2026, subject to approvals, as it leaves Indian hospitals to focus on Poland, Germany and Romania.</w:t>
       </w:r>
       <w:hyperlink r:id="rId163">
         <w:r>
@@ -8900,7 +8900,7 @@
         <w:spacing w:after="240"/>
       </w:pPr>
       <w:r>
-        <w:t>On the scheme's eighth anniversary, the Health Minister and the National Health Authority reported 13.25 crore funded hospital admissions worth Rs 2.03 lakh crore through more than 38,000 empaneled hospitals.</w:t>
+        <w:t xml:space="preserve">On the scheme's eighth anniversary, the Health Minister and the National Health Authority reported 13.25 crore funded hospital admissions worth Rs 2.03 lakh crore (US$21.4 billion) through more than 38,000 empaneled hospitals.</w:t>
       </w:r>
       <w:hyperlink r:id="rId66">
         <w:r>
@@ -8921,7 +8921,7 @@
         </w:r>
       </w:hyperlink>
       <w:r>
-        <w:t xml:space="preserve"> About 48.5 crore Ayushman cards have been issued, and more than 12 crore families have Rs 5 lakh in annual cover.</w:t>
+        <w:t xml:space="preserve"> About 48.5 crore Ayushman cards have been issued, and more than 12 crore families have Rs 5 lakh (US$5,270) in annual cover.</w:t>
       </w:r>
       <w:hyperlink r:id="rId66">
         <w:r>
